--- a/docs/reports/Relatorio-Cobertura-Codigo-JaCoCo.docx
+++ b/docs/reports/Relatorio-Cobertura-Codigo-JaCoCo.docx
@@ -4490,7 +4490,7 @@
                 <w:b w:val="0"/>
                 <w:sz w:val="18"/>
               </w:rPr>
-              <w:t>orders.entity.}</w:t>
+              <w:t>orders.entity.OrderStatus</w:t>
             </w:r>
           </w:p>
         </w:tc>
